--- a/작업일지/Week_9(250501-250514).docx
+++ b/작업일지/Week_9(250501-250514).docx
@@ -134,17 +134,8 @@
                 <w:sz w:val="18"/>
                 <w:szCs w:val="18"/>
               </w:rPr>
-              <w:t xml:space="preserve">2020182035 </w:t>
-            </w:r>
-            <w:proofErr w:type="spellStart"/>
-            <w:r>
-              <w:rPr>
-                <w:sz w:val="18"/>
-                <w:szCs w:val="18"/>
-              </w:rPr>
-              <w:t>장하영</w:t>
-            </w:r>
-            <w:proofErr w:type="spellEnd"/>
+              <w:t>2020182035 장하영</w:t>
+            </w:r>
           </w:p>
         </w:tc>
         <w:tc>
@@ -161,7 +152,6 @@
                 <w:szCs w:val="22"/>
               </w:rPr>
             </w:pPr>
-            <w:proofErr w:type="spellStart"/>
             <w:r>
               <w:rPr>
                 <w:b/>
@@ -170,7 +160,6 @@
               </w:rPr>
               <w:t>팀명</w:t>
             </w:r>
-            <w:proofErr w:type="spellEnd"/>
           </w:p>
         </w:tc>
         <w:tc>
@@ -232,9 +221,6 @@
           <w:p>
             <w:pPr>
               <w:jc w:val="center"/>
-              <w:rPr>
-                <w:rFonts w:hint="eastAsia"/>
-              </w:rPr>
             </w:pPr>
             <w:r>
               <w:rPr>
@@ -276,9 +262,6 @@
           <w:p>
             <w:pPr>
               <w:jc w:val="center"/>
-              <w:rPr>
-                <w:rFonts w:hint="eastAsia"/>
-              </w:rPr>
             </w:pPr>
             <w:r>
               <w:t>2025.</w:t>
@@ -493,14 +476,12 @@
                 <w:color w:val="000000"/>
               </w:rPr>
             </w:pPr>
-            <w:proofErr w:type="spellStart"/>
             <w:r>
               <w:rPr>
                 <w:color w:val="000000"/>
               </w:rPr>
               <w:t>장하영</w:t>
             </w:r>
-            <w:proofErr w:type="spellEnd"/>
             <w:r>
               <w:rPr>
                 <w:rFonts w:hint="eastAsia"/>
@@ -735,7 +716,6 @@
         <w:spacing w:after="0" w:line="240" w:lineRule="auto"/>
         <w:ind w:left="440"/>
         <w:rPr>
-          <w:rFonts w:hint="eastAsia"/>
           <w:bCs/>
         </w:rPr>
       </w:pPr>
@@ -759,7 +739,6 @@
       <w:pPr>
         <w:spacing w:after="0" w:line="240" w:lineRule="auto"/>
         <w:rPr>
-          <w:rFonts w:hint="eastAsia"/>
           <w:b/>
         </w:rPr>
       </w:pPr>
@@ -846,54 +825,17 @@
         <w:spacing w:after="0" w:line="240" w:lineRule="auto"/>
         <w:ind w:leftChars="0"/>
         <w:rPr>
+          <w:bCs/>
+          <w:color w:val="000000"/>
+        </w:rPr>
+      </w:pPr>
+      <w:r>
+        <w:rPr>
           <w:rFonts w:hint="eastAsia"/>
           <w:bCs/>
           <w:color w:val="000000"/>
         </w:rPr>
-      </w:pPr>
-      <w:r>
-        <w:rPr>
-          <w:rFonts w:hint="eastAsia"/>
-          <w:bCs/>
-          <w:color w:val="000000"/>
-        </w:rPr>
-        <w:t xml:space="preserve">시가지 </w:t>
-      </w:r>
-      <w:proofErr w:type="spellStart"/>
-      <w:r>
-        <w:rPr>
-          <w:rFonts w:hint="eastAsia"/>
-          <w:bCs/>
-          <w:color w:val="000000"/>
-        </w:rPr>
-        <w:t>맵에서</w:t>
-      </w:r>
-      <w:proofErr w:type="spellEnd"/>
-      <w:r>
-        <w:rPr>
-          <w:rFonts w:hint="eastAsia"/>
-          <w:bCs/>
-          <w:color w:val="000000"/>
-        </w:rPr>
-        <w:t xml:space="preserve"> 플레이어가 진입하지 못하는 지역에 공사장 </w:t>
-      </w:r>
-      <w:proofErr w:type="spellStart"/>
-      <w:r>
-        <w:rPr>
-          <w:rFonts w:hint="eastAsia"/>
-          <w:bCs/>
-          <w:color w:val="000000"/>
-        </w:rPr>
-        <w:t>팬스</w:t>
-      </w:r>
-      <w:proofErr w:type="spellEnd"/>
-      <w:r>
-        <w:rPr>
-          <w:rFonts w:hint="eastAsia"/>
-          <w:bCs/>
-          <w:color w:val="000000"/>
-        </w:rPr>
-        <w:t xml:space="preserve"> 오브젝트 배치</w:t>
+        <w:t>시가지 맵에서 플레이어가 진입하지 못하는 지역에 공사장 팬스 오브젝트 배치</w:t>
       </w:r>
       <w:r>
         <w:rPr>
@@ -917,7 +859,6 @@
         <w:spacing w:after="0" w:line="240" w:lineRule="auto"/>
         <w:ind w:leftChars="0" w:left="880"/>
         <w:rPr>
-          <w:rFonts w:hint="eastAsia"/>
           <w:bCs/>
           <w:color w:val="000000"/>
         </w:rPr>
@@ -1048,7 +989,6 @@
         <w:spacing w:after="0" w:line="240" w:lineRule="auto"/>
         <w:ind w:leftChars="0"/>
         <w:rPr>
-          <w:rFonts w:hint="eastAsia"/>
           <w:bCs/>
           <w:color w:val="000000"/>
         </w:rPr>
@@ -1065,7 +1005,6 @@
     <w:p>
       <w:pPr>
         <w:rPr>
-          <w:rFonts w:hint="eastAsia"/>
           <w:bCs/>
           <w:color w:val="000000"/>
         </w:rPr>
@@ -1217,7 +1156,6 @@
         <w:spacing w:after="0" w:line="240" w:lineRule="auto"/>
         <w:ind w:leftChars="0" w:left="1320"/>
         <w:rPr>
-          <w:rFonts w:hint="eastAsia"/>
           <w:bCs/>
           <w:color w:val="000000"/>
         </w:rPr>
@@ -1284,25 +1222,7 @@
           <w:bCs/>
           <w:color w:val="000000"/>
         </w:rPr>
-        <w:t xml:space="preserve">플레이어 </w:t>
-      </w:r>
-      <w:proofErr w:type="spellStart"/>
-      <w:r>
-        <w:rPr>
-          <w:rFonts w:hint="eastAsia"/>
-          <w:bCs/>
-          <w:color w:val="000000"/>
-        </w:rPr>
-        <w:t>스폰</w:t>
-      </w:r>
-      <w:proofErr w:type="spellEnd"/>
-      <w:r>
-        <w:rPr>
-          <w:rFonts w:hint="eastAsia"/>
-          <w:bCs/>
-          <w:color w:val="000000"/>
-        </w:rPr>
-        <w:t xml:space="preserve"> 킬(</w:t>
+        <w:t>플레이어 스폰 킬(</w:t>
       </w:r>
       <w:r>
         <w:rPr>
@@ -1317,25 +1237,7 @@
           <w:bCs/>
           <w:color w:val="000000"/>
         </w:rPr>
-        <w:t xml:space="preserve">을 방지하기 위해 플레이어 </w:t>
-      </w:r>
-      <w:proofErr w:type="spellStart"/>
-      <w:r>
-        <w:rPr>
-          <w:rFonts w:hint="eastAsia"/>
-          <w:bCs/>
-          <w:color w:val="000000"/>
-        </w:rPr>
-        <w:t>스폰</w:t>
-      </w:r>
-      <w:proofErr w:type="spellEnd"/>
-      <w:r>
-        <w:rPr>
-          <w:rFonts w:hint="eastAsia"/>
-          <w:bCs/>
-          <w:color w:val="000000"/>
-        </w:rPr>
-        <w:t xml:space="preserve"> 위치에서 일정 구역에 상대 팀 플레이어가 접근할 수 없는 안전 구역을 구현함.</w:t>
+        <w:t>을 방지하기 위해 플레이어 스폰 위치에서 일정 구역에 상대 팀 플레이어가 접근할 수 없는 안전 구역을 구현함.</w:t>
       </w:r>
     </w:p>
     <w:p>
@@ -1379,7 +1281,6 @@
         </w:pBdr>
         <w:spacing w:after="0" w:line="240" w:lineRule="auto"/>
         <w:rPr>
-          <w:rFonts w:hint="eastAsia"/>
           <w:b/>
           <w:color w:val="000000"/>
           <w:sz w:val="22"/>
@@ -1463,7 +1364,6 @@
             <w:pPr>
               <w:jc w:val="left"/>
               <w:rPr>
-                <w:rFonts w:hint="eastAsia"/>
                 <w:sz w:val="16"/>
                 <w:szCs w:val="16"/>
               </w:rPr>
@@ -1555,7 +1455,6 @@
             <w:pPr>
               <w:jc w:val="center"/>
               <w:rPr>
-                <w:rFonts w:hint="eastAsia"/>
                 <w:sz w:val="22"/>
                 <w:szCs w:val="22"/>
               </w:rPr>
@@ -1602,42 +1501,54 @@
           <w:p>
             <w:pPr>
               <w:jc w:val="center"/>
+            </w:pPr>
+            <w:r>
+              <w:t>202</w:t>
+            </w:r>
+            <w:r>
+              <w:t>5</w:t>
+            </w:r>
+            <w:r>
+              <w:t>.0</w:t>
+            </w:r>
+            <w:r>
               <w:rPr>
                 <w:rFonts w:hint="eastAsia"/>
               </w:rPr>
-            </w:pPr>
-            <w:r>
-              <w:t>2024.0</w:t>
+              <w:t>5.</w:t>
             </w:r>
             <w:r>
               <w:rPr>
                 <w:rFonts w:hint="eastAsia"/>
               </w:rPr>
-              <w:t>5.</w:t>
+              <w:t>15</w:t>
+            </w:r>
+            <w:r>
+              <w:t>~202</w:t>
+            </w:r>
+            <w:r>
+              <w:t>5</w:t>
+            </w:r>
+            <w:r>
+              <w:t>.0</w:t>
             </w:r>
             <w:r>
               <w:rPr>
                 <w:rFonts w:hint="eastAsia"/>
               </w:rPr>
-              <w:t>15</w:t>
-            </w:r>
-            <w:r>
-              <w:t>~2024.0</w:t>
+              <w:t>5</w:t>
+            </w:r>
+            <w:r>
+              <w:t>.</w:t>
             </w:r>
             <w:r>
               <w:rPr>
                 <w:rFonts w:hint="eastAsia"/>
               </w:rPr>
-              <w:t>5</w:t>
-            </w:r>
-            <w:r>
-              <w:t>.</w:t>
-            </w:r>
-            <w:r>
-              <w:rPr>
-                <w:rFonts w:hint="eastAsia"/>
-              </w:rPr>
-              <w:t>29</w:t>
+              <w:t>2</w:t>
+            </w:r>
+            <w:r>
+              <w:t>8</w:t>
             </w:r>
           </w:p>
         </w:tc>
@@ -1689,21 +1600,7 @@
               <w:rPr>
                 <w:rFonts w:hint="eastAsia"/>
               </w:rPr>
-              <w:t xml:space="preserve">서버 최대 동시 </w:t>
-            </w:r>
-            <w:proofErr w:type="spellStart"/>
-            <w:r>
-              <w:rPr>
-                <w:rFonts w:hint="eastAsia"/>
-              </w:rPr>
-              <w:t>접속자</w:t>
-            </w:r>
-            <w:proofErr w:type="spellEnd"/>
-            <w:r>
-              <w:rPr>
-                <w:rFonts w:hint="eastAsia"/>
-              </w:rPr>
-              <w:t xml:space="preserve"> 수 측정</w:t>
+              <w:t>서버 최대 동시 접속자 수 측정</w:t>
             </w:r>
           </w:p>
           <w:p>
@@ -1730,9 +1627,6 @@
                 <w:numId w:val="14"/>
               </w:numPr>
               <w:ind w:leftChars="0"/>
-              <w:rPr>
-                <w:rFonts w:hint="eastAsia"/>
-              </w:rPr>
             </w:pPr>
             <w:r>
               <w:rPr>
